--- a/Tailored_CVs/Shinoy_EUROCONTROL_Test_Coordinator.docx
+++ b/Tailored_CVs/Shinoy_EUROCONTROL_Test_Coordinator.docx
@@ -70,7 +70,7 @@
           <w:b w:val="0"/>
           <w:sz w:val="19"/>
         </w:rPr>
-        <w:t>QA Automation Engineer with over 8 years of experience building scalable test frameworks and managing release processes. I have hands-on experience in integration testing, defect tracking, and collaborating with cross-functional teams to ensure system reliability. Currently based in the Netherlands with a valid EU residence permit, I am ready to contribute to engineering and verification efforts.</w:t>
+        <w:t>QA Automation Engineer with over eight years of experience testing complex systems in regulated environments. Skilled in test integration, defect tracking, and release management for financial clients. Experienced in building automation frameworks and utilizing tools like Gemini Code Assist to streamline test generation. Located in the Netherlands with a valid EU residence permit and available to start immediately.</w:t>
       </w:r>
     </w:p>
     <w:p>
@@ -288,7 +288,7 @@
           <w:b w:val="0"/>
           <w:sz w:val="18"/>
         </w:rPr>
-        <w:t>▸ Planned and executed integration, verification, and systemlevel tests for financial and banking platforms to ensure system reliability.</w:t>
+        <w:t>▸ Planned, executed, and managed integration and systemlevel tests for complex banking and financial baselines to ensure software reliability and requirement compliance.</w:t>
       </w:r>
     </w:p>
     <w:p>
@@ -301,7 +301,7 @@
           <w:b w:val="0"/>
           <w:sz w:val="18"/>
         </w:rPr>
-        <w:t>▸ Managed defect tracking on Jira and executed Oracle SQL queries to validate backend datasets during release cycles.</w:t>
+        <w:t>▸ Monitored system performance and coordinated with SRE teams to identify, document, and resolve defects through root cause analysis prior to deployment.</w:t>
       </w:r>
     </w:p>
     <w:p>
@@ -314,7 +314,7 @@
           <w:b w:val="0"/>
           <w:sz w:val="18"/>
         </w:rPr>
-        <w:t>▸ Created and maintained test automation frameworks from scratch using Java Selenium and Playwright TypeScript to support continuous validation.</w:t>
+        <w:t>▸ Configured and maintained test environments using Terraform, AWS, and Docker while managing release versions and deployment scripts.</w:t>
       </w:r>
     </w:p>
     <w:p>
@@ -327,7 +327,7 @@
           <w:b w:val="0"/>
           <w:sz w:val="18"/>
         </w:rPr>
-        <w:t>▸ Streamlined test generation and deployment scripts utilizing AI tools like Gemini Code Assist to improve execution efficiency.</w:t>
+        <w:t>▸ Streamlined test scenario generation and deployment scripts using Gemini Code Assist to improve execution efficiency and testing workflows.</w:t>
       </w:r>
     </w:p>
     <w:p>
